--- a/文档/11.项目问题跟踪表.docx
+++ b/文档/11.项目问题跟踪表.docx
@@ -378,6 +378,15 @@
           <w:sz w:val="28"/>
         </w:rPr>
         <w:t>评审负责人（签名）：郭家亨、陈俊福、查文翔</w:t>
+      </w:r>
+      <w:r>
+        <w:rPr>
+          <w:rFonts w:ascii="Times New Roman" w:hAnsi="Times New Roman" w:eastAsia="宋体"/>
+          <w:b w:val="0"/>
+          <w:color w:val="000000"/>
+          <w:sz w:val="28"/>
+        </w:rPr>
+        <w:t>、王琛傲、彭言锐</w:t>
       </w:r>
     </w:p>
     <w:p>
@@ -1270,7 +1279,7 @@
                 <w:color w:val="000000"/>
                 <w:sz w:val="18"/>
               </w:rPr>
-              <w:t>郭家亨</w:t>
+              <w:t>彭言锐</w:t>
             </w:r>
           </w:p>
         </w:tc>
@@ -1502,7 +1511,7 @@
                 <w:color w:val="000000"/>
                 <w:sz w:val="18"/>
               </w:rPr>
-              <w:t>郭家亨</w:t>
+              <w:t>彭言锐</w:t>
             </w:r>
           </w:p>
         </w:tc>
@@ -1618,7 +1627,7 @@
                 <w:color w:val="000000"/>
                 <w:sz w:val="18"/>
               </w:rPr>
-              <w:t>陈俊福</w:t>
+              <w:t>郭家亨</w:t>
             </w:r>
           </w:p>
         </w:tc>
@@ -1734,7 +1743,7 @@
                 <w:color w:val="000000"/>
                 <w:sz w:val="18"/>
               </w:rPr>
-              <w:t>郭家亨</w:t>
+              <w:t>王琛傲</w:t>
             </w:r>
           </w:p>
         </w:tc>
@@ -1966,7 +1975,7 @@
                 <w:color w:val="000000"/>
                 <w:sz w:val="18"/>
               </w:rPr>
-              <w:t>陈俊福</w:t>
+              <w:t>王琛傲</w:t>
             </w:r>
           </w:p>
         </w:tc>
